--- a/src/FocusMed.Dashboard/wwwroot/cover.docx
+++ b/src/FocusMed.Dashboard/wwwroot/cover.docx
@@ -4,216 +4,286 @@
   <w:body>
     <w:p>
       <w:pPr>
-        <w:rPr>
-          <w:lang w:val="fr-FR"/>
-        </w:rPr>
-      </w:pPr>
-    </w:p>
-    <w:p>
-      <w:pPr>
-        <w:rPr>
-          <w:lang w:val="fr-FR"/>
-        </w:rPr>
-      </w:pPr>
-    </w:p>
-    <w:p>
-      <w:pPr>
-        <w:rPr>
-          <w:lang w:val="fr-FR"/>
-        </w:rPr>
-      </w:pPr>
-    </w:p>
-    <w:p>
-      <w:pPr>
-        <w:rPr>
-          <w:lang w:val="fr-FR"/>
-        </w:rPr>
-      </w:pPr>
-    </w:p>
-    <w:p>
-      <w:pPr>
-        <w:rPr>
-          <w:lang w:val="fr-FR"/>
-        </w:rPr>
-      </w:pPr>
-    </w:p>
-    <w:p>
-      <w:pPr>
-        <w:rPr>
-          <w:lang w:val="fr-FR"/>
-        </w:rPr>
-      </w:pPr>
-    </w:p>
-    <w:p>
-      <w:pPr>
-        <w:rPr>
-          <w:lang w:val="fr-FR"/>
-        </w:rPr>
-      </w:pPr>
-    </w:p>
-    <w:p>
-      <w:pPr>
-        <w:rPr>
-          <w:lang w:val="fr-FR"/>
-        </w:rPr>
-      </w:pPr>
-    </w:p>
-    <w:p>
-      <w:pPr>
-        <w:rPr>
-          <w:lang w:val="fr-FR"/>
-        </w:rPr>
-      </w:pPr>
-    </w:p>
-    <w:p>
-      <w:pPr>
-        <w:rPr>
-          <w:lang w:val="fr-FR"/>
-        </w:rPr>
-      </w:pPr>
-    </w:p>
-    <w:p>
-      <w:pPr>
-        <w:rPr>
-          <w:lang w:val="fr-FR"/>
-        </w:rPr>
-      </w:pPr>
-    </w:p>
-    <w:p>
-      <w:pPr>
-        <w:rPr>
-          <w:lang w:val="fr-FR"/>
-        </w:rPr>
-      </w:pPr>
-    </w:p>
-    <w:p>
-      <w:pPr>
-        <w:rPr>
-          <w:lang w:val="fr-FR"/>
-        </w:rPr>
-      </w:pPr>
-    </w:p>
-    <w:p>
-      <w:pPr>
-        <w:rPr>
-          <w:lang w:val="fr-FR"/>
-        </w:rPr>
-      </w:pPr>
-    </w:p>
-    <w:p>
-      <w:pPr>
-        <w:rPr>
-          <w:lang w:val="fr-FR"/>
-        </w:rPr>
-      </w:pPr>
-    </w:p>
-    <w:p>
-      <w:pPr>
-        <w:rPr>
-          <w:lang w:val="fr-FR"/>
-        </w:rPr>
-      </w:pPr>
-    </w:p>
-    <w:p>
-      <w:pPr>
-        <w:rPr>
-          <w:lang w:val="fr-FR"/>
-        </w:rPr>
-      </w:pPr>
-    </w:p>
-    <w:p>
-      <w:pPr>
-        <w:rPr>
-          <w:lang w:val="fr-FR"/>
-        </w:rPr>
-      </w:pPr>
-    </w:p>
-    <w:p>
-      <w:pPr>
-        <w:rPr>
-          <w:lang w:val="fr-FR"/>
-        </w:rPr>
-      </w:pPr>
-    </w:p>
-    <w:p>
-      <w:pPr>
-        <w:rPr>
-          <w:lang w:val="fr-FR"/>
-        </w:rPr>
-      </w:pPr>
-    </w:p>
-    <w:p>
-      <w:pPr>
-        <w:rPr>
-          <w:lang w:val="fr-FR"/>
-        </w:rPr>
-      </w:pPr>
-    </w:p>
-    <w:p>
-      <w:pPr>
-        <w:rPr>
-          <w:lang w:val="fr-FR"/>
-        </w:rPr>
-      </w:pPr>
-    </w:p>
-    <w:p>
-      <w:pPr>
-        <w:rPr>
-          <w:lang w:val="fr-FR"/>
-        </w:rPr>
-      </w:pPr>
-    </w:p>
-    <w:p>
-      <w:pPr>
-        <w:rPr>
-          <w:lang w:val="fr-FR"/>
-        </w:rPr>
-      </w:pPr>
-    </w:p>
-    <w:p>
-      <w:pPr>
-        <w:rPr>
-          <w:lang w:val="fr-FR"/>
-        </w:rPr>
-      </w:pPr>
-    </w:p>
-    <w:p>
-      <w:pPr>
-        <w:rPr>
-          <w:lang w:val="fr-FR"/>
-        </w:rPr>
-      </w:pPr>
-    </w:p>
-    <w:p>
-      <w:pPr>
-        <w:rPr>
-          <w:lang w:val="fr-FR"/>
-        </w:rPr>
-      </w:pPr>
-    </w:p>
-    <w:p>
-      <w:pPr>
-        <w:rPr>
-          <w:b/>
-          <w:bCs/>
-          <w:lang w:val="fr-FR"/>
-        </w:rPr>
-      </w:pPr>
-    </w:p>
-    <w:p>
-      <w:pPr>
-        <w:rPr>
-          <w:b/>
-          <w:bCs/>
-          <w:lang w:val="fr-FR"/>
-        </w:rPr>
-      </w:pPr>
-    </w:p>
-    <w:p>
-      <w:pPr>
-        <w:rPr>
-          <w:b/>
-          <w:bCs/>
+        <w:jc w:val="center"/>
+      </w:pPr>
+    </w:p>
+    <w:p>
+      <w:pPr>
+        <w:rPr>
+          <w:b/>
+          <w:bCs/>
+          <w:lang w:val="fr-FR"/>
+        </w:rPr>
+      </w:pPr>
+    </w:p>
+    <w:p>
+      <w:pPr>
+        <w:rPr>
+          <w:b/>
+          <w:bCs/>
+          <w:lang w:val="fr-FR"/>
+        </w:rPr>
+      </w:pPr>
+    </w:p>
+    <w:p>
+      <w:pPr>
+        <w:rPr>
+          <w:b/>
+          <w:bCs/>
+          <w:sz w:val="24"/>
+          <w:szCs w:val="24"/>
+          <w:lang w:val="fr-FR"/>
+        </w:rPr>
+      </w:pPr>
+    </w:p>
+    <w:p>
+      <w:pPr>
+        <w:rPr>
+          <w:b/>
+          <w:bCs/>
+          <w:sz w:val="24"/>
+          <w:szCs w:val="24"/>
+          <w:lang w:val="fr-FR"/>
+        </w:rPr>
+      </w:pPr>
+    </w:p>
+    <w:p>
+      <w:pPr>
+        <w:rPr>
+          <w:b/>
+          <w:bCs/>
+          <w:sz w:val="24"/>
+          <w:szCs w:val="24"/>
+          <w:lang w:val="fr-FR"/>
+        </w:rPr>
+      </w:pPr>
+    </w:p>
+    <w:p>
+      <w:pPr>
+        <w:rPr>
+          <w:b/>
+          <w:bCs/>
+          <w:sz w:val="24"/>
+          <w:szCs w:val="24"/>
+          <w:lang w:val="fr-FR"/>
+        </w:rPr>
+      </w:pPr>
+    </w:p>
+    <w:p>
+      <w:pPr>
+        <w:rPr>
+          <w:b/>
+          <w:bCs/>
+          <w:sz w:val="24"/>
+          <w:szCs w:val="24"/>
+          <w:lang w:val="fr-FR"/>
+        </w:rPr>
+      </w:pPr>
+    </w:p>
+    <w:p>
+      <w:pPr>
+        <w:rPr>
+          <w:b/>
+          <w:bCs/>
+          <w:sz w:val="24"/>
+          <w:szCs w:val="24"/>
+          <w:lang w:val="fr-FR"/>
+        </w:rPr>
+      </w:pPr>
+    </w:p>
+    <w:p>
+      <w:pPr>
+        <w:rPr>
+          <w:b/>
+          <w:bCs/>
+          <w:sz w:val="24"/>
+          <w:szCs w:val="24"/>
+          <w:lang w:val="fr-FR"/>
+        </w:rPr>
+      </w:pPr>
+    </w:p>
+    <w:p>
+      <w:pPr>
+        <w:rPr>
+          <w:b/>
+          <w:bCs/>
+          <w:sz w:val="24"/>
+          <w:szCs w:val="24"/>
+          <w:lang w:val="fr-FR"/>
+        </w:rPr>
+      </w:pPr>
+    </w:p>
+    <w:p>
+      <w:pPr>
+        <w:rPr>
+          <w:b/>
+          <w:bCs/>
+          <w:sz w:val="24"/>
+          <w:szCs w:val="24"/>
+          <w:lang w:val="fr-FR"/>
+        </w:rPr>
+      </w:pPr>
+    </w:p>
+    <w:p>
+      <w:pPr>
+        <w:rPr>
+          <w:b/>
+          <w:bCs/>
+          <w:sz w:val="24"/>
+          <w:szCs w:val="24"/>
+          <w:lang w:val="fr-FR"/>
+        </w:rPr>
+      </w:pPr>
+    </w:p>
+    <w:p>
+      <w:pPr>
+        <w:rPr>
+          <w:b/>
+          <w:bCs/>
+          <w:sz w:val="24"/>
+          <w:szCs w:val="24"/>
+          <w:lang w:val="fr-FR"/>
+        </w:rPr>
+      </w:pPr>
+    </w:p>
+    <w:p>
+      <w:pPr>
+        <w:rPr>
+          <w:b/>
+          <w:bCs/>
+          <w:sz w:val="24"/>
+          <w:szCs w:val="24"/>
+          <w:lang w:val="fr-FR"/>
+        </w:rPr>
+      </w:pPr>
+    </w:p>
+    <w:p>
+      <w:pPr>
+        <w:rPr>
+          <w:b/>
+          <w:bCs/>
+          <w:sz w:val="24"/>
+          <w:szCs w:val="24"/>
+          <w:lang w:val="fr-FR"/>
+        </w:rPr>
+      </w:pPr>
+    </w:p>
+    <w:p>
+      <w:pPr>
+        <w:rPr>
+          <w:b/>
+          <w:bCs/>
+          <w:sz w:val="24"/>
+          <w:szCs w:val="24"/>
+          <w:lang w:val="fr-FR"/>
+        </w:rPr>
+      </w:pPr>
+    </w:p>
+    <w:p>
+      <w:pPr>
+        <w:rPr>
+          <w:b/>
+          <w:bCs/>
+          <w:sz w:val="24"/>
+          <w:szCs w:val="24"/>
+          <w:lang w:val="fr-FR"/>
+        </w:rPr>
+      </w:pPr>
+    </w:p>
+    <w:p>
+      <w:pPr>
+        <w:rPr>
+          <w:b/>
+          <w:bCs/>
+          <w:sz w:val="24"/>
+          <w:szCs w:val="24"/>
+          <w:lang w:val="fr-FR"/>
+        </w:rPr>
+      </w:pPr>
+    </w:p>
+    <w:p>
+      <w:pPr>
+        <w:rPr>
+          <w:b/>
+          <w:bCs/>
+          <w:sz w:val="24"/>
+          <w:szCs w:val="24"/>
+          <w:lang w:val="fr-FR"/>
+        </w:rPr>
+      </w:pPr>
+    </w:p>
+    <w:p>
+      <w:pPr>
+        <w:rPr>
+          <w:b/>
+          <w:bCs/>
+          <w:sz w:val="24"/>
+          <w:szCs w:val="24"/>
+          <w:lang w:val="fr-FR"/>
+        </w:rPr>
+      </w:pPr>
+    </w:p>
+    <w:p>
+      <w:pPr>
+        <w:rPr>
+          <w:b/>
+          <w:bCs/>
+          <w:sz w:val="24"/>
+          <w:szCs w:val="24"/>
+          <w:lang w:val="fr-FR"/>
+        </w:rPr>
+      </w:pPr>
+    </w:p>
+    <w:p>
+      <w:pPr>
+        <w:rPr>
+          <w:b/>
+          <w:bCs/>
+          <w:sz w:val="24"/>
+          <w:szCs w:val="24"/>
+          <w:lang w:val="fr-FR"/>
+        </w:rPr>
+      </w:pPr>
+    </w:p>
+    <w:p>
+      <w:pPr>
+        <w:rPr>
+          <w:b/>
+          <w:bCs/>
+          <w:sz w:val="24"/>
+          <w:szCs w:val="24"/>
+          <w:lang w:val="fr-FR"/>
+        </w:rPr>
+      </w:pPr>
+    </w:p>
+    <w:p>
+      <w:pPr>
+        <w:rPr>
+          <w:b/>
+          <w:bCs/>
+          <w:sz w:val="24"/>
+          <w:szCs w:val="24"/>
+          <w:lang w:val="fr-FR"/>
+        </w:rPr>
+      </w:pPr>
+    </w:p>
+    <w:p>
+      <w:pPr>
+        <w:rPr>
+          <w:b/>
+          <w:bCs/>
+          <w:sz w:val="24"/>
+          <w:szCs w:val="24"/>
+          <w:lang w:val="fr-FR"/>
+        </w:rPr>
+      </w:pPr>
+    </w:p>
+    <w:p>
+      <w:pPr>
+        <w:rPr>
+          <w:b/>
+          <w:bCs/>
+          <w:color w:val="4472C4" w:themeColor="accent1"/>
           <w:sz w:val="24"/>
           <w:szCs w:val="24"/>
           <w:lang w:val="fr-FR"/>
@@ -250,7 +320,29 @@
           <w:sz w:val="24"/>
           <w:szCs w:val="24"/>
         </w:rPr>
-        <w:t>{{PatientName}}</w:t>
+        <w:t>{{</w:t>
+      </w:r>
+      <w:proofErr w:type="spellStart"/>
+      <w:r>
+        <w:rPr>
+          <w:b/>
+          <w:bCs/>
+          <w:color w:val="4472C4" w:themeColor="accent1"/>
+          <w:sz w:val="24"/>
+          <w:szCs w:val="24"/>
+        </w:rPr>
+        <w:t>PatientName</w:t>
+      </w:r>
+      <w:proofErr w:type="spellEnd"/>
+      <w:r>
+        <w:rPr>
+          <w:b/>
+          <w:bCs/>
+          <w:color w:val="4472C4" w:themeColor="accent1"/>
+          <w:sz w:val="24"/>
+          <w:szCs w:val="24"/>
+        </w:rPr>
+        <w:t>}}</w:t>
       </w:r>
       <w:r>
         <w:rPr>
@@ -326,12 +418,38 @@
           <w:sz w:val="24"/>
           <w:szCs w:val="24"/>
         </w:rPr>
-        <w:t>{{StudyDate}}</w:t>
-      </w:r>
-    </w:p>
-    <w:p>
-      <w:pPr>
-        <w:rPr>
+        <w:t>{{</w:t>
+      </w:r>
+      <w:proofErr w:type="spellStart"/>
+      <w:r>
+        <w:rPr>
+          <w:b/>
+          <w:bCs/>
+          <w:color w:val="4472C4" w:themeColor="accent1"/>
+          <w:sz w:val="24"/>
+          <w:szCs w:val="24"/>
+        </w:rPr>
+        <w:t>StudyDate</w:t>
+      </w:r>
+      <w:proofErr w:type="spellEnd"/>
+      <w:r>
+        <w:rPr>
+          <w:b/>
+          <w:bCs/>
+          <w:color w:val="4472C4" w:themeColor="accent1"/>
+          <w:sz w:val="24"/>
+          <w:szCs w:val="24"/>
+        </w:rPr>
+        <w:t>}}</w:t>
+      </w:r>
+    </w:p>
+    <w:p>
+      <w:pPr>
+        <w:rPr>
+          <w:b/>
+          <w:bCs/>
+          <w:sz w:val="24"/>
+          <w:szCs w:val="24"/>
           <w:lang w:val="fr-FR"/>
         </w:rPr>
       </w:pPr>
@@ -340,8 +458,9 @@
       <w:headerReference w:type="default" r:id="rId6"/>
       <w:footerReference w:type="default" r:id="rId7"/>
       <w:pgSz w:w="11900" w:h="16840"/>
-      <w:pgMar w:top="400" w:right="1785" w:bottom="400" w:left="1785" w:header="0" w:footer="0" w:gutter="0"/>
+      <w:pgMar w:top="720" w:right="720" w:bottom="720" w:left="720" w:header="0" w:footer="0" w:gutter="0"/>
       <w:cols w:space="720"/>
+      <w:docGrid w:linePitch="286"/>
     </w:sectPr>
   </w:body>
 </w:document>
@@ -419,13 +538,13 @@
     </w:pPr>
     <w:r>
       <w:drawing>
-        <wp:anchor distT="0" distB="0" distL="114300" distR="114300" simplePos="0" relativeHeight="251658240" behindDoc="1" locked="0" layoutInCell="1" allowOverlap="1" wp14:anchorId="7194C621" wp14:editId="07B6F725">
+        <wp:anchor distT="0" distB="0" distL="114300" distR="114300" simplePos="0" relativeHeight="251658240" behindDoc="1" locked="0" layoutInCell="1" allowOverlap="1" wp14:anchorId="69EA9BD8" wp14:editId="71C64511">
           <wp:simplePos x="0" y="0"/>
-          <wp:positionH relativeFrom="margin">
-            <wp:posOffset>-1211580</wp:posOffset>
+          <wp:positionH relativeFrom="page">
+            <wp:align>left</wp:align>
           </wp:positionH>
           <wp:positionV relativeFrom="page">
-            <wp:posOffset>0</wp:posOffset>
+            <wp:posOffset>39757</wp:posOffset>
           </wp:positionV>
           <wp:extent cx="7628255" cy="10789920"/>
           <wp:effectExtent l="0" t="0" r="0" b="0"/>
@@ -887,13 +1006,11 @@
       <w:spacing w:line="240" w:lineRule="auto"/>
       <w:textAlignment w:val="baseline"/>
     </w:pPr>
-    <w:rPr>
-      <w:noProof/>
-    </w:rPr>
   </w:style>
   <w:style w:type="character" w:default="1" w:styleId="DefaultParagraphFont">
     <w:name w:val="Default Paragraph Font"/>
     <w:uiPriority w:val="1"/>
+    <w:semiHidden/>
     <w:unhideWhenUsed/>
   </w:style>
   <w:style w:type="table" w:default="1" w:styleId="TableNormal">
